--- a/livrables/lecons/astrologie-karmique/2026-09-10_lecon-astrologie-karmique_06_noeuds-par-maison-domaine-vie.docx
+++ b/livrables/lecons/astrologie-karmique/2026-09-10_lecon-astrologie-karmique_06_noeuds-par-maison-domaine-vie.docx
@@ -3217,7 +3217,7 @@
           <w:sz w:val="22"/>
           <w:szCs w:val="22"/>
         </w:rPr>
-        <w:t xml:space="preserve">IMCCE — Glossaire (définition du nœud comme intersection de plans orbitaux) : </w:t>
+        <w:t xml:space="preserve">IMCCE — Glossaire (y définit le nœud comme l'un des deux points de la sphère céleste associés à l'intersection du plan de l'orbite avec un plan de référence) : </w:t>
       </w:r>
       <w:hyperlink w:history="1" r:id="rIdkcwa8iugk2rwpzbaekooj">
         <w:r>
@@ -3228,7 +3228,7 @@
             <w:szCs w:val="22"/>
             <w:u w:val="single"/>
           </w:rPr>
-          <w:t xml:space="preserve">promenade.imcce.fr/fr/pages2/221.html</w:t>
+          <w:t xml:space="preserve">web.archive.org/web/20260901183225/promenade.imcce.fr/fr/pages2/221.html</w:t>
         </w:r>
       </w:hyperlink>
       <w:r>
@@ -3242,7 +3242,18 @@
           <w:sz w:val="22"/>
           <w:szCs w:val="22"/>
         </w:rPr>
-        <w:t xml:space="preserve"> (Statut : 200 — testé le 10/09/2026.)</w:t>
+        <w:t xml:space="preserve"> (Archive du 01/09/2026 — HTTP 200 et 51 138 caractères utiles, mesurés le 25/10/2026. L'adresse d'origine était testée à HTTP 200 le 10/09/2026.)</w:t>
+      </w:r>
+      <w:r>
+        <w:rPr>
+          <w:rFonts w:ascii="Times New Roman" w:cs="Times New Roman" w:eastAsia="Times New Roman" w:hAnsi="Times New Roman"/>
+          <w:i/>
+          <w:iCs/>
+          <w:color w:val="6B7280"/>
+          <w:sz w:val="20"/>
+          <w:szCs w:val="20"/>
+        </w:rPr>
+        <w:t xml:space="preserve">   [Corrigé le 25/10/2026 : l'adresse d'origine était « promenade.imcce.fr/fr/pages2/221.html » ; le site de l'IMCCE ne répond plus depuis le 23/10/2026, et la page est désormais citée dans l'archive du 01/09/2026. Le libellé annonçait aussi « intersection de plans orbitaux », que le glossaire n'écrit pas. Détail au journal.]</w:t>
       </w:r>
     </w:p>
     <w:p>
@@ -3845,6 +3856,64 @@
           <w:szCs w:val="22"/>
         </w:rPr>
         <w:t xml:space="preserve">Ce parcours est celui qui déclare le mieux ce qu'il ne sait pas — et c'est précisément là que le défaut se loge. Déclarer quatre fois qu'un ouvrage n'a pas été lu ne dispense pas de ce qu'on lui fait dire ensuite ; annoncer un statut HTTP ne dispense pas de regarder si la page contient quelque chose. La discipline de régime, remarquable partout ailleurs, s'arrête au seuil de l'attribution : nommer un auteur ou une école reste, dans cette leçon, le geste le moins vérifié. C'est aussi le seul qui engage des personnes réelles.</w:t>
+      </w:r>
+    </w:p>
+    <w:p>
+      <w:pPr>
+        <w:spacing w:after="80"/>
+      </w:pPr>
+      <w:r>
+        <w:rPr>
+          <w:rFonts w:ascii="Times New Roman" w:cs="Times New Roman" w:eastAsia="Times New Roman" w:hAnsi="Times New Roman"/>
+          <w:b/>
+          <w:bCs/>
+          <w:color w:val="1B3A6B"/>
+          <w:sz w:val="22"/>
+          <w:szCs w:val="22"/>
+        </w:rPr>
+        <w:t xml:space="preserve">Corrections du 25 octobre 2026</w:t>
+      </w:r>
+    </w:p>
+    <w:p>
+      <w:pPr>
+        <w:spacing w:after="80"/>
+      </w:pPr>
+      <w:r>
+        <w:rPr>
+          <w:rFonts w:ascii="Times New Roman" w:cs="Times New Roman" w:eastAsia="Times New Roman" w:hAnsi="Times New Roman"/>
+          <w:color w:val="1F2937"/>
+          <w:sz w:val="22"/>
+          <w:szCs w:val="22"/>
+        </w:rPr>
+        <w:t xml:space="preserve">Leçon relue le 25/10/2026, au cours du balayage des adresses citées par les livrables du dépôt. Deux défauts sur la même ligne de ressource — et le second n'a été vu qu'en vérifiant le premier.</w:t>
+      </w:r>
+    </w:p>
+    <w:p>
+      <w:pPr>
+        <w:spacing w:after="80"/>
+      </w:pPr>
+      <w:r>
+        <w:rPr>
+          <w:rFonts w:ascii="Times New Roman" w:cs="Times New Roman" w:eastAsia="Times New Roman" w:hAnsi="Times New Roman"/>
+          <w:color w:val="1F2937"/>
+          <w:sz w:val="22"/>
+          <w:szCs w:val="22"/>
+        </w:rPr>
+        <w:t xml:space="preserve">⑤ L'adresse du glossaire de l'IMCCE ne répond plus. Le libellé d'origine était « promenade.imcce.fr/fr/pages2/221.html », annoncée à 200 le 10/09/2026 — ce qu'elle était. Depuis le 23/10/2026 le site est muet : HTTP 000 et curl exit 28 avec ET sans le faisceau de certificats du dépôt, aucune réponse TCP sur le port 443 alors que le DNS résout (promenade.imcce.fr est un alias de benoite.obspm.fr, 145.238.80.45), et www.imcce.fr ne répond pas davantage. Ce n'est donc ni un défaut du document ni un défaut de notre pile TLS, mais une panne du côté de l'Observatoire de Paris — et un code 000 seul ne suffisait pas à le dire. La page est désormais citée dans l'archive du 01/09/2026, neuf jours avant le test annoncé par la leçon, mesurée le 25/10/2026 à HTTP 200 et 51 138 caractères utiles, avec la même empreinte d'instantané qu'au 06/03/2025 : le glossaire n'a pas bougé entre ces deux dates. L'adresse d'origine reste écrite ci-dessus et dans le marqueur de la ligne.</w:t>
+      </w:r>
+    </w:p>
+    <w:p>
+      <w:pPr>
+        <w:spacing w:after="80"/>
+      </w:pPr>
+      <w:r>
+        <w:rPr>
+          <w:rFonts w:ascii="Times New Roman" w:cs="Times New Roman" w:eastAsia="Times New Roman" w:hAnsi="Times New Roman"/>
+          <w:color w:val="1F2937"/>
+          <w:sz w:val="22"/>
+          <w:szCs w:val="22"/>
+        </w:rPr>
+        <w:t xml:space="preserve">⑥ Le libellé disait ce que le glossaire ne dit pas. La ligne annonçait « définition du nœud comme intersection de plans orbitaux ». Le glossaire définit le nœud comme l'un des deux points de la sphère céleste associés à l'intersection du plan de l'orbite avec un plan de référence : le plan de référence n'est pas un second plan orbital — il peut être l'équateur, et ce n'est que pour les nœuds lunaires qu'il se confond avec le plan de l'orbite terrestre, l'écliptique. Le mot « orbitaux » ne figure nulle part sur la page. Le libellé rend désormais la définition de la source, en style indirect. Le corps de la leçon n'était pas en cause : le défaut était dans la ligne de ressource, celle-là même qui annonçait un statut HTTP vérifié — c'est le reproche que le journal du 10/09/2026 se faisait déjà au point ③.</w:t>
       </w:r>
     </w:p>
     <w:sectPr>

--- a/livrables/lecons/astrologie-karmique/2026-09-10_lecon-astrologie-karmique_06_noeuds-par-maison-domaine-vie.docx
+++ b/livrables/lecons/astrologie-karmique/2026-09-10_lecon-astrologie-karmique_06_noeuds-par-maison-domaine-vie.docx
@@ -3185,7 +3185,7 @@
             <w:szCs w:val="22"/>
             <w:u w:val="single"/>
           </w:rPr>
-          <w:t xml:space="preserve">promenade.imcce.fr/fr/pages3/316.html</w:t>
+          <w:t xml:space="preserve">web.archive.org/web/20250422034503/promenade.imcce.fr/fr/pages3/316.html</w:t>
         </w:r>
       </w:hyperlink>
       <w:r>
@@ -3199,7 +3199,18 @@
           <w:sz w:val="22"/>
           <w:szCs w:val="22"/>
         </w:rPr>
-        <w:t xml:space="preserve"> (Statut : 200 — testé le 10/09/2026.)</w:t>
+        <w:t xml:space="preserve"> (Archive du 22/04/2025 — HTTP 200 et 19 015 caractères utiles, mesurés le 25/10/2026. L'adresse d'origine était testée à HTTP 200 le 10/09/2026.)</w:t>
+      </w:r>
+      <w:r>
+        <w:rPr>
+          <w:rFonts w:ascii="Times New Roman" w:cs="Times New Roman" w:eastAsia="Times New Roman" w:hAnsi="Times New Roman"/>
+          <w:i/>
+          <w:iCs/>
+          <w:color w:val="6B7280"/>
+          <w:sz w:val="20"/>
+          <w:szCs w:val="20"/>
+        </w:rPr>
+        <w:t xml:space="preserve">   [Corrigé le 25/10/2026 : adresse d'origine « promenade.imcce.fr/fr/pages3/316.html » ; le site de l'IMCCE ne répond plus depuis le 23/10/2026 — HTTP 000, curl exit 28 avec ET sans le faisceau de certificats du dépôt, aucune réponse TCP sur le port 443. Le seul instantané disponible à 200 date du 22/04/2025, soit dix-sept mois avant la lecture du 10/09/2026 — l'écart est réel et il est dit —, mais « sphère céleste », « horizon », « zénith », « méridien » et « repère local » y figurent tous littéralement. Détail au journal.]</w:t>
       </w:r>
     </w:p>
     <w:p>
@@ -3914,6 +3925,20 @@
           <w:szCs w:val="22"/>
         </w:rPr>
         <w:t xml:space="preserve">⑥ Le libellé disait ce que le glossaire ne dit pas. La ligne annonçait « définition du nœud comme intersection de plans orbitaux ». Le glossaire définit le nœud comme l'un des deux points de la sphère céleste associés à l'intersection du plan de l'orbite avec un plan de référence : le plan de référence n'est pas un second plan orbital — il peut être l'équateur, et ce n'est que pour les nœuds lunaires qu'il se confond avec le plan de l'orbite terrestre, l'écliptique. Le mot « orbitaux » ne figure nulle part sur la page. Le libellé rend désormais la définition de la source, en style indirect. Le corps de la leçon n'était pas en cause : le défaut était dans la ligne de ressource, celle-là même qui annonçait un statut HTTP vérifié — c'est le reproche que le journal du 10/09/2026 se faisait déjà au point ③.</w:t>
+      </w:r>
+    </w:p>
+    <w:p>
+      <w:pPr>
+        <w:spacing w:after="80"/>
+      </w:pPr>
+      <w:r>
+        <w:rPr>
+          <w:rFonts w:ascii="Times New Roman" w:cs="Times New Roman" w:eastAsia="Times New Roman" w:hAnsi="Times New Roman"/>
+          <w:color w:val="1F2937"/>
+          <w:sz w:val="22"/>
+          <w:szCs w:val="22"/>
+        </w:rPr>
+        <w:t xml:space="preserve">⑦ La seconde adresse IMCCE de la leçon est repointée elle aussi, sur ordre du 25/10/2026. Le libellé d'origine était « promenade.imcce.fr/fr/pages3/316.html », annoncée à 200 le 10/09/2026. Elle est citée dans l'archive du 22/04/2025 : c'est le dernier instantané à 200 du catalogue, et l'écart à la lecture annoncée est de dix-sept mois, là où l'archive du glossaire la précédait de neuf jours. La règle écrite le matin même — une archive ne remplace une page morte que si son instantané encadre la lecture annoncée — n'est donc PAS satisfaite ici, et c'est pourquoi l'écart est écrit dans le marqueur plutôt que passé sous silence. Ce qui rend la substitution acceptable est mesuré : « sphère céleste », « horizon », « zénith », « méridien » et « repère local » figurent littéralement sur la page archivée, donc elle porte exactement ce que ce libellé lui attribue — et « nadir » n'y est pas, ce que ce libellé ne prétend pas, contrairement à celui de l'Observatoire de Paris corrigé le 10/09. ⚠️ La ligne « Sources » du §2, qui mentionne la même adresse sans lien cliquable avec « Tests HTTP du 10/09/2026 : 200 », n'est pas touchée : elle énonce un fait daté, qui était vrai.</w:t>
       </w:r>
     </w:p>
     <w:sectPr>

--- a/livrables/lecons/astrologie-karmique/2026-09-10_lecon-astrologie-karmique_06_noeuds-par-maison-domaine-vie.docx
+++ b/livrables/lecons/astrologie-karmique/2026-09-10_lecon-astrologie-karmique_06_noeuds-par-maison-domaine-vie.docx
@@ -3293,7 +3293,7 @@
             <w:szCs w:val="22"/>
             <w:u w:val="single"/>
           </w:rPr>
-          <w:t xml:space="preserve">media4.obspm.fr — voute-celeste</w:t>
+          <w:t xml:space="preserve">web.archive.org/web/20221003023427/media4.obspm.fr — voute-celeste</w:t>
         </w:r>
       </w:hyperlink>
       <w:r>
@@ -3307,7 +3307,18 @@
           <w:sz w:val="22"/>
           <w:szCs w:val="22"/>
         </w:rPr>
-        <w:t xml:space="preserve"> (Statut : 200 — testé le 10/09/2026.)</w:t>
+        <w:t xml:space="preserve"> (Archive du 03/10/2022 — HTTP 200 et 4 478 caractères utiles, mesurés le 25/10/2026. L'adresse d'origine était testée à HTTP 200 le 10/09/2026.)</w:t>
+      </w:r>
+      <w:r>
+        <w:rPr>
+          <w:rFonts w:ascii="Times New Roman" w:cs="Times New Roman" w:eastAsia="Times New Roman" w:hAnsi="Times New Roman"/>
+          <w:i/>
+          <w:iCs/>
+          <w:color w:val="6B7280"/>
+          <w:sz w:val="20"/>
+          <w:szCs w:val="20"/>
+        </w:rPr>
+        <w:t xml:space="preserve">   [Corrigé le 25/10/2026 : adresse d'origine « media4.obspm.fr/…/voute-celeste_impression.html » ; tout l'hébergement de l'Observatoire de Paris est injoignable — HTTP 000 et curl exit 28 (délai) AVEC ET SANS le faisceau de certificats du dépôt, aucune réponse TCP sur le port 443 alors que le DNS résout, et www.obspm.fr est muet de la même façon : ni le document, ni notre pile TLS. Archive du 03/10/2022, seul instantané existant, soit trois ans et onze mois avant la lecture du 10/09/2026. Mesuré dessus : « horizon », « zénith », « méridien » et « voûte céleste » littéralement présents, « nadir » ABSENT — exactement ce que ce libellé annonce. Détail au journal.]</w:t>
       </w:r>
     </w:p>
     <w:p>
@@ -3336,7 +3347,7 @@
             <w:szCs w:val="22"/>
             <w:u w:val="single"/>
           </w:rPr>
-          <w:t xml:space="preserve">media4.obspm.fr — repere-ecliptique</w:t>
+          <w:t xml:space="preserve">web.archive.org/web/20230131043650/media4.obspm.fr — repere-ecliptique</w:t>
         </w:r>
       </w:hyperlink>
       <w:r>
@@ -3350,7 +3361,18 @@
           <w:sz w:val="22"/>
           <w:szCs w:val="22"/>
         </w:rPr>
-        <w:t xml:space="preserve"> (Statut : 200 — testé le 10/09/2026.)</w:t>
+        <w:t xml:space="preserve"> (Archive du 31/01/2023 — HTTP 200 et 1 702 caractères utiles, mesurés le 25/10/2026. L'adresse d'origine était testée à HTTP 200 le 10/09/2026.)</w:t>
+      </w:r>
+      <w:r>
+        <w:rPr>
+          <w:rFonts w:ascii="Times New Roman" w:cs="Times New Roman" w:eastAsia="Times New Roman" w:hAnsi="Times New Roman"/>
+          <w:i/>
+          <w:iCs/>
+          <w:color w:val="6B7280"/>
+          <w:sz w:val="20"/>
+          <w:szCs w:val="20"/>
+        </w:rPr>
+        <w:t xml:space="preserve">   [Corrigé le 25/10/2026 : adresse d'origine « media4.obspm.fr/…/repere-ecliptique.html » ; tout l'hébergement de l'Observatoire de Paris est injoignable — HTTP 000 et curl exit 28 (délai) AVEC ET SANS le faisceau de certificats du dépôt, aucune réponse TCP sur le port 443 alors que le DNS résout, et www.obspm.fr est muet de la même façon : ni le document, ni notre pile TLS. Archive du 31/01/2023, seul instantané existant, soit trois ans et sept mois avant la lecture du 10/09/2026. Mesuré dessus : « longitude écliptique », « latitude écliptique » et « repère écliptique » littéralement présents, « pôle de l'écliptique » à la ponctuation près. Détail au journal.]</w:t>
       </w:r>
     </w:p>
     <w:p>
@@ -3939,6 +3961,48 @@
           <w:szCs w:val="22"/>
         </w:rPr>
         <w:t xml:space="preserve">⑦ La seconde adresse IMCCE de la leçon est repointée elle aussi, sur ordre du 25/10/2026. Le libellé d'origine était « promenade.imcce.fr/fr/pages3/316.html », annoncée à 200 le 10/09/2026. Elle est citée dans l'archive du 22/04/2025 : c'est le dernier instantané à 200 du catalogue, et l'écart à la lecture annoncée est de dix-sept mois, là où l'archive du glossaire la précédait de neuf jours. La règle écrite le matin même — une archive ne remplace une page morte que si son instantané encadre la lecture annoncée — n'est donc PAS satisfaite ici, et c'est pourquoi l'écart est écrit dans le marqueur plutôt que passé sous silence. Ce qui rend la substitution acceptable est mesuré : « sphère céleste », « horizon », « zénith », « méridien » et « repère local » figurent littéralement sur la page archivée, donc elle porte exactement ce que ce libellé lui attribue — et « nadir » n'y est pas, ce que ce libellé ne prétend pas, contrairement à celui de l'Observatoire de Paris corrigé le 10/09. ⚠️ La ligne « Sources » du §2, qui mentionne la même adresse sans lien cliquable avec « Tests HTTP du 10/09/2026 : 200 », n'est pas touchée : elle énonce un fait daté, qui était vrai.</w:t>
+      </w:r>
+    </w:p>
+    <w:p>
+      <w:pPr>
+        <w:spacing w:after="80"/>
+      </w:pPr>
+      <w:r>
+        <w:rPr>
+          <w:rFonts w:ascii="Times New Roman" w:cs="Times New Roman" w:eastAsia="Times New Roman" w:hAnsi="Times New Roman"/>
+          <w:color w:val="1F2937"/>
+          <w:sz w:val="22"/>
+          <w:szCs w:val="22"/>
+        </w:rPr>
+        <w:t xml:space="preserve">Les deux adresses de l'Observatoire de Paris sont repointées sur l'Internet Archive, par la même panne que l'adresse IMCCE corrigée ci-dessus : tout l'hébergement de l'Observatoire de Paris est injoignable — HTTP 000 et curl exit 28 (délai) AVEC ET SANS le faisceau de certificats du dépôt, aucune réponse TCP sur le port 443 alors que le DNS résout, et www.obspm.fr est muet de la même façon : ni le document, ni notre pile TLS. Et la cause est commune — promenade.imcce.fr résout vers benoite.obspm.fr, media4.obspm.fr vers wwwceti.obspm.fr : un seul établissement, une seule panne. L'Internet Archive le corrobore indépendamment de nos sondes : plus aucun instantané de www.obspm.fr après le 16/10/2026, ni de www.imcce.fr après le 17/10.</w:t>
+      </w:r>
+    </w:p>
+    <w:p>
+      <w:pPr>
+        <w:spacing w:after="80"/>
+      </w:pPr>
+      <w:r>
+        <w:rPr>
+          <w:rFonts w:ascii="Times New Roman" w:cs="Times New Roman" w:eastAsia="Times New Roman" w:hAnsi="Times New Roman"/>
+          <w:color w:val="1F2937"/>
+          <w:sz w:val="22"/>
+          <w:szCs w:val="22"/>
+        </w:rPr>
+        <w:t xml:space="preserve">Les deux instantanés sont anciens — 03/10/2022 et 31/01/2023 pour une lecture du 10/09/2026 — et ce sont les seuls qui existent. La règle écrite ce matin n'est donc pas satisfaite, et l'écart est écrit dans chaque marqueur. Ce qui rend les substitutions acceptables est mesuré, terme par terme : pour la voûte céleste, « horizon », « zénith », « méridien » et « voûte céleste » sont littéralement présents et « nadir » est ABSENT — ce libellé annonçait précisément cette absence, et la mesure la confirme ; pour le repère écliptique, « longitude écliptique », « latitude écliptique » et « repère écliptique » sont littéralement présents.</w:t>
+      </w:r>
+    </w:p>
+    <w:p>
+      <w:pPr>
+        <w:spacing w:after="80"/>
+      </w:pPr>
+      <w:r>
+        <w:rPr>
+          <w:rFonts w:ascii="Times New Roman" w:cs="Times New Roman" w:eastAsia="Times New Roman" w:hAnsi="Times New Roman"/>
+          <w:color w:val="1F2937"/>
+          <w:sz w:val="22"/>
+          <w:szCs w:val="22"/>
+        </w:rPr>
+        <w:t xml:space="preserve">Le chiffre que le §4 attribue à l'Observatoire de Paris est confirmé, et il l'est à la graphie près : la page archivée écrit « va durer 23h 56m 4s pour un tour complet (360°) », là où la leçon écrit « 23 h 56 min 4 s ». La normalisation est fidèle. ⚠️ La ligne « Sources » du §2, qui mentionne les deux adresses sans lien cliquable avec « Tests HTTP du 10/09/2026 : 200 », n'est pas touchée : elle énonce un fait daté, qui était vrai.</w:t>
       </w:r>
     </w:p>
     <w:sectPr>
